--- a/Project-Report/HAPCMS_Project_Report.docx
+++ b/Project-Report/HAPCMS_Project_Report.docx
@@ -29264,6 +29264,16 @@
               <w:br/>
               <w:t>├── Presentation-III/</w:t>
               <w:br/>
+              <w:t>│   ├── web/                            # Next.js 14 Full-Stack Application</w:t>
+              <w:br/>
+              <w:t>│   │   ├── src/                        # App Router, components, Prisma lib</w:t>
+              <w:br/>
+              <w:t>│   │   ├── prisma/                     # Prisma schema &amp; SQL migrations</w:t>
+              <w:br/>
+              <w:t>│   │   ├── package.json                # Web dependencies</w:t>
+              <w:br/>
+              <w:t>│   │   └── README.md                   # Web setup instructions</w:t>
+              <w:br/>
               <w:t>│   └── README.md                       # Review 3 Roadmap &amp; Preparation</w:t>
               <w:br/>
               <w:t>├── Project-Report/</w:t>
@@ -29278,15 +29288,9 @@
               <w:br/>
               <w:t>│   └── screenshots/                    # High-res application UI captures</w:t>
               <w:br/>
-              <w:t>├── web/                                # Next.js 14 Full-Stack Application</w:t>
+              <w:t>├── archive/                            # Archived Working Files</w:t>
               <w:br/>
-              <w:t>│   ├── src/                            # App Router, components, Prisma lib</w:t>
-              <w:br/>
-              <w:t>│   ├── prisma/                         # Prisma schema &amp; SQL migrations</w:t>
-              <w:br/>
-              <w:t>│   ├── package.json                    # Web dependencies</w:t>
-              <w:br/>
-              <w:t>│   └── README.md                       # Web setup instructions</w:t>
+              <w:t>│   └── scripts/                        # Database automation &amp; generation scripts</w:t>
               <w:br/>
               <w:t>└── README.md                           # Main Project Overview</w:t>
             </w:r>
@@ -30798,12 +30802,10 @@
               <w:br/>
               <w:t>git clone https://github.com/Imad-81/dbms_assignment_1.git</w:t>
               <w:br/>
-              <w:t>cd dbms_assignment_1</w:t>
+              <w:t>cd dbms_assignment_1/Presentation-III/web</w:t>
               <w:br/>
               <w:br/>
               <w:t># 2. Install dependencies &amp; initialize database</w:t>
-              <w:br/>
-              <w:t>cd web</w:t>
               <w:br/>
               <w:t>npm install</w:t>
               <w:br/>
